--- a/学生家访记录表.docx
+++ b/学生家访记录表.docx
@@ -20,7 +20,7 @@
           <w:sz w:val="32"/>
           <w:szCs w:val="32"/>
         </w:rPr>
-        <w:t>青葵幼儿园</w:t>
+        <w:t>XX</w:t>
       </w:r>
       <w:r>
         <w:rPr>
@@ -30,7 +30,27 @@
           <w:sz w:val="32"/>
           <w:szCs w:val="32"/>
         </w:rPr>
-        <w:t>2025</w:t>
+        <w:t>幼儿园</w:t>
+      </w:r>
+      <w:r>
+        <w:rPr>
+          <w:rFonts w:hint="eastAsia"/>
+          <w:b/>
+          <w:bCs/>
+          <w:sz w:val="32"/>
+          <w:szCs w:val="32"/>
+        </w:rPr>
+        <w:t>202</w:t>
+      </w:r>
+      <w:r>
+        <w:rPr>
+          <w:rFonts w:hint="eastAsia"/>
+          <w:b/>
+          <w:bCs/>
+          <w:sz w:val="32"/>
+          <w:szCs w:val="32"/>
+        </w:rPr>
+        <w:t>5-2026</w:t>
       </w:r>
       <w:r>
         <w:rPr>
@@ -44,11 +64,6 @@
       </w:r>
     </w:p>
     <w:p>
-      <w:pPr>
-        <w:rPr>
-          <w:rFonts w:hint="eastAsia"/>
-        </w:rPr>
-      </w:pPr>
       <w:r>
         <w:rPr>
           <w:rFonts w:hint="eastAsia"/>
@@ -147,9 +162,6 @@
           <w:p>
             <w:pPr>
               <w:jc w:val="center"/>
-              <w:rPr>
-                <w:rFonts w:hint="eastAsia"/>
-              </w:rPr>
             </w:pPr>
             <w:r>
               <w:rPr>
@@ -197,9 +209,6 @@
           <w:p>
             <w:pPr>
               <w:jc w:val="center"/>
-              <w:rPr>
-                <w:rFonts w:hint="eastAsia"/>
-              </w:rPr>
             </w:pPr>
             <w:r>
               <w:rPr>
@@ -252,9 +261,6 @@
           <w:p>
             <w:pPr>
               <w:jc w:val="center"/>
-              <w:rPr>
-                <w:rFonts w:hint="eastAsia"/>
-              </w:rPr>
             </w:pPr>
             <w:r>
               <w:rPr>
@@ -308,6 +314,24 @@
             <w:pPr>
               <w:jc w:val="center"/>
             </w:pPr>
+            <w:r>
+              <w:rPr>
+                <w:rFonts w:hint="eastAsia"/>
+              </w:rPr>
+              <w:t>{{</w:t>
+            </w:r>
+            <w:r>
+              <w:rPr>
+                <w:rFonts w:hint="eastAsia"/>
+              </w:rPr>
+              <w:t>家访日期</w:t>
+            </w:r>
+            <w:r>
+              <w:rPr>
+                <w:rFonts w:hint="eastAsia"/>
+              </w:rPr>
+              <w:t>}}</w:t>
+            </w:r>
           </w:p>
         </w:tc>
         <w:tc>
@@ -336,6 +360,24 @@
             <w:pPr>
               <w:jc w:val="center"/>
             </w:pPr>
+            <w:r>
+              <w:rPr>
+                <w:rFonts w:hint="eastAsia"/>
+              </w:rPr>
+              <w:t>{{</w:t>
+            </w:r>
+            <w:r>
+              <w:rPr>
+                <w:rFonts w:hint="eastAsia"/>
+              </w:rPr>
+              <w:t>家长电话</w:t>
+            </w:r>
+            <w:r>
+              <w:rPr>
+                <w:rFonts w:hint="eastAsia"/>
+              </w:rPr>
+              <w:t>}}</w:t>
+            </w:r>
           </w:p>
         </w:tc>
       </w:tr>
@@ -407,8 +449,16 @@
               <w:rPr>
                 <w:rFonts w:hint="eastAsia"/>
               </w:rPr>
-              <w:t>微信访谈</w:t>
-            </w:r>
+              <w:t>微</w:t>
+            </w:r>
+            <w:proofErr w:type="gramStart"/>
+            <w:r>
+              <w:rPr>
+                <w:rFonts w:hint="eastAsia"/>
+              </w:rPr>
+              <w:t>信访谈</w:t>
+            </w:r>
+            <w:proofErr w:type="gramEnd"/>
             <w:r>
               <w:rPr>
                 <w:rFonts w:hint="eastAsia"/>
@@ -481,15 +531,21 @@
               <w:rPr>
                 <w:rFonts w:hint="eastAsia"/>
               </w:rPr>
-              <w:t>幼儿在园情况概述：（学习情况，生活、行为习惯等）</w:t>
-            </w:r>
-          </w:p>
-          <w:p>
-            <w:r>
-              <w:rPr>
-                <w:rFonts w:hint="eastAsia"/>
-              </w:rPr>
-              <w:t xml:space="preserve">      </w:t>
+              <w:t>幼儿在</w:t>
+            </w:r>
+            <w:proofErr w:type="gramStart"/>
+            <w:r>
+              <w:rPr>
+                <w:rFonts w:hint="eastAsia"/>
+              </w:rPr>
+              <w:t>园情况</w:t>
+            </w:r>
+            <w:proofErr w:type="gramEnd"/>
+            <w:r>
+              <w:rPr>
+                <w:rFonts w:hint="eastAsia"/>
+              </w:rPr>
+              <w:t>概述：（学习情况，生活、行为习惯等）</w:t>
             </w:r>
           </w:p>
           <w:p/>
@@ -511,6 +567,24 @@
               </w:rPr>
               <w:t>幼儿在家学习、生活情况概述：</w:t>
             </w:r>
+            <w:r>
+              <w:rPr>
+                <w:rFonts w:hint="eastAsia"/>
+              </w:rPr>
+              <w:t>{{</w:t>
+            </w:r>
+            <w:r>
+              <w:rPr>
+                <w:rFonts w:hint="eastAsia"/>
+              </w:rPr>
+              <w:t>生活情况</w:t>
+            </w:r>
+            <w:r>
+              <w:rPr>
+                <w:rFonts w:hint="eastAsia"/>
+              </w:rPr>
+              <w:t>}}</w:t>
+            </w:r>
           </w:p>
         </w:tc>
       </w:tr>
@@ -577,11 +651,6 @@
               <w:jc w:val="center"/>
             </w:pPr>
           </w:p>
-          <w:p>
-            <w:pPr>
-              <w:jc w:val="center"/>
-            </w:pPr>
-          </w:p>
           <w:p/>
           <w:p>
             <w:pPr>
@@ -638,6 +707,9 @@
             <w:pPr>
               <w:jc w:val="center"/>
             </w:pPr>
+            <w:r>
+              <w:br/>
+            </w:r>
           </w:p>
         </w:tc>
       </w:tr>
@@ -740,6 +812,24 @@
             <w:pPr>
               <w:jc w:val="center"/>
             </w:pPr>
+            <w:r>
+              <w:rPr>
+                <w:rFonts w:hint="eastAsia"/>
+              </w:rPr>
+              <w:t>{{</w:t>
+            </w:r>
+            <w:r>
+              <w:rPr>
+                <w:rFonts w:hint="eastAsia"/>
+              </w:rPr>
+              <w:t>备注</w:t>
+            </w:r>
+            <w:r>
+              <w:rPr>
+                <w:rFonts w:hint="eastAsia"/>
+              </w:rPr>
+              <w:t>}}</w:t>
+            </w:r>
           </w:p>
         </w:tc>
       </w:tr>
